--- a/Exercise 1- First Contact- Orient Inside Claude Code.docx
+++ b/Exercise 1- First Contact- Orient Inside Claude Code.docx
@@ -17,33 +17,7 @@
           <w:sz w:val="17"/>
           <w:szCs w:val="17"/>
         </w:rPr>
-        <w:t xml:space="preserve">Phase </w:t>
-      </w:r>
-      <w:proofErr w:type="gramStart"/>
-      <w:r>
-        <w:rPr>
-          <w:b/>
-          <w:bCs/>
-          <w:caps/>
-          <w:color w:val="2BAE9E"/>
-          <w:spacing w:val="40"/>
-          <w:sz w:val="17"/>
-          <w:szCs w:val="17"/>
-        </w:rPr>
-        <w:t>1  ·</w:t>
-      </w:r>
-      <w:proofErr w:type="gramEnd"/>
-      <w:r>
-        <w:rPr>
-          <w:b/>
-          <w:bCs/>
-          <w:caps/>
-          <w:color w:val="2BAE9E"/>
-          <w:spacing w:val="40"/>
-          <w:sz w:val="17"/>
-          <w:szCs w:val="17"/>
-        </w:rPr>
-        <w:t xml:space="preserve">  Design &amp; Orient</w:t>
+        <w:t>Phase 1  ·  Design &amp; Orient</w:t>
       </w:r>
     </w:p>
     <w:p>
@@ -201,39 +175,7 @@
                 <w:sz w:val="19"/>
                 <w:szCs w:val="19"/>
               </w:rPr>
-              <w:t>/</w:t>
-            </w:r>
-            <w:proofErr w:type="gramStart"/>
-            <w:r>
-              <w:rPr>
-                <w:sz w:val="19"/>
-                <w:szCs w:val="19"/>
-              </w:rPr>
-              <w:t>help</w:t>
-            </w:r>
-            <w:proofErr w:type="gramEnd"/>
-            <w:r>
-              <w:rPr>
-                <w:sz w:val="19"/>
-                <w:szCs w:val="19"/>
-              </w:rPr>
-              <w:t>, /status, /context, /model, /cost, plan mode (</w:t>
-            </w:r>
-            <w:proofErr w:type="spellStart"/>
-            <w:r>
-              <w:rPr>
-                <w:sz w:val="19"/>
-                <w:szCs w:val="19"/>
-              </w:rPr>
-              <w:t>Shift+Tab</w:t>
-            </w:r>
-            <w:proofErr w:type="spellEnd"/>
-            <w:r>
-              <w:rPr>
-                <w:sz w:val="19"/>
-                <w:szCs w:val="19"/>
-              </w:rPr>
-              <w:t>), permission model</w:t>
+              <w:t>/help, /status, /context, /model, /cost, plan mode (Shift+Tab), permission model</w:t>
             </w:r>
           </w:p>
         </w:tc>
@@ -383,23 +325,7 @@
         <w:spacing w:before="40" w:after="100" w:line="264" w:lineRule="auto"/>
       </w:pPr>
       <w:r>
-        <w:t xml:space="preserve">Before you write a line of </w:t>
-      </w:r>
-      <w:proofErr w:type="spellStart"/>
-      <w:r>
-        <w:t>ExpenseFlow</w:t>
-      </w:r>
-      <w:proofErr w:type="spellEnd"/>
-      <w:r>
-        <w:t xml:space="preserve">, get fluent in the cockpit. Claude Code is not a chat box: it runs in your terminal, reads and edits files on your machine, and runs commands. This exercise builds muscle memory for the built-in slash commands and the permission </w:t>
-      </w:r>
-      <w:proofErr w:type="gramStart"/>
-      <w:r>
-        <w:t>model</w:t>
-      </w:r>
-      <w:proofErr w:type="gramEnd"/>
-      <w:r>
-        <w:t xml:space="preserve"> so you stay in control later.</w:t>
+        <w:t>Before you write a line of ExpenseFlow, get fluent in the cockpit. Claude Code is not a chat box: it runs in your terminal, reads and edits files on your machine, and runs commands. This exercise builds muscle memory for the built-in slash commands and the permission model so you stay in control later.</w:t>
       </w:r>
     </w:p>
     <w:p>
@@ -535,7 +461,6 @@
         </w:rPr>
         <w:t xml:space="preserve">PS&gt; </w:t>
       </w:r>
-      <w:proofErr w:type="spellStart"/>
       <w:r>
         <w:rPr>
           <w:rFonts w:ascii="Consolas" w:eastAsia="Consolas" w:hAnsi="Consolas" w:cs="Consolas"/>
@@ -543,17 +468,7 @@
           <w:sz w:val="18"/>
           <w:szCs w:val="18"/>
         </w:rPr>
-        <w:t>claude</w:t>
-      </w:r>
-      <w:proofErr w:type="spellEnd"/>
-      <w:r>
-        <w:rPr>
-          <w:rFonts w:ascii="Consolas" w:eastAsia="Consolas" w:hAnsi="Consolas" w:cs="Consolas"/>
-          <w:color w:val="EAF1FF"/>
-          <w:sz w:val="18"/>
-          <w:szCs w:val="18"/>
-        </w:rPr>
-        <w:t xml:space="preserve"> --version</w:t>
+        <w:t>claude --version</w:t>
       </w:r>
     </w:p>
     <w:p>
@@ -569,7 +484,6 @@
           <w:szCs w:val="20"/>
         </w:rPr>
       </w:pPr>
-      <w:proofErr w:type="gramStart"/>
       <w:r>
         <w:rPr>
           <w:b/>
@@ -589,54 +503,12 @@
         </w:rPr>
         <w:t xml:space="preserve"> </w:t>
       </w:r>
-      <w:proofErr w:type="spellStart"/>
       <w:r>
         <w:rPr>
           <w:sz w:val="20"/>
           <w:szCs w:val="20"/>
         </w:rPr>
-        <w:t>claude</w:t>
-      </w:r>
-      <w:proofErr w:type="spellEnd"/>
-      <w:proofErr w:type="gramEnd"/>
-      <w:r>
-        <w:rPr>
-          <w:sz w:val="20"/>
-          <w:szCs w:val="20"/>
-        </w:rPr>
-        <w:t xml:space="preserve"> --version prints a 2.1.x build. </w:t>
-      </w:r>
-      <w:proofErr w:type="spellStart"/>
-      <w:r>
-        <w:rPr>
-          <w:sz w:val="20"/>
-          <w:szCs w:val="20"/>
-        </w:rPr>
-        <w:t>claude</w:t>
-      </w:r>
-      <w:proofErr w:type="spellEnd"/>
-      <w:r>
-        <w:rPr>
-          <w:sz w:val="20"/>
-          <w:szCs w:val="20"/>
-        </w:rPr>
-        <w:t xml:space="preserve"> doctor reports your install, Node runtime, and auth as healthy. If auth is missing, run </w:t>
-      </w:r>
-      <w:proofErr w:type="spellStart"/>
-      <w:r>
-        <w:rPr>
-          <w:sz w:val="20"/>
-          <w:szCs w:val="20"/>
-        </w:rPr>
-        <w:t>claude</w:t>
-      </w:r>
-      <w:proofErr w:type="spellEnd"/>
-      <w:r>
-        <w:rPr>
-          <w:sz w:val="20"/>
-          <w:szCs w:val="20"/>
-        </w:rPr>
-        <w:t xml:space="preserve"> auth login first.</w:t>
+        <w:t>claude --version prints a 2.1.x build. claude doctor reports your install, Node runtime, and auth as healthy. If auth is missing, run claude auth login first.</w:t>
       </w:r>
     </w:p>
     <w:p>
@@ -699,6 +571,111 @@
         </w:drawing>
       </w:r>
     </w:p>
+    <w:p>
+      <w:pPr>
+        <w:pBdr>
+          <w:top w:val="single" w:sz="4" w:space="0" w:color="F2A900"/>
+          <w:left w:val="single" w:sz="18" w:space="0" w:color="F2A900"/>
+          <w:right w:val="single" w:sz="4" w:space="0" w:color="1B2A4A"/>
+        </w:pBdr>
+        <w:shd w:val="clear" w:color="auto" w:fill="1B2A4A"/>
+        <w:spacing w:before="90"/>
+      </w:pPr>
+      <w:r>
+        <w:rPr>
+          <w:b/>
+          <w:bCs/>
+          <w:caps/>
+          <w:color w:val="F2A900"/>
+          <w:spacing w:val="30"/>
+          <w:sz w:val="15"/>
+          <w:szCs w:val="15"/>
+        </w:rPr>
+        <w:t xml:space="preserve"> Run in terminal</w:t>
+      </w:r>
+    </w:p>
+    <w:p>
+      <w:pPr>
+        <w:pBdr>
+          <w:left w:val="single" w:sz="18" w:space="0" w:color="F2A900"/>
+        </w:pBdr>
+        <w:shd w:val="clear" w:color="auto" w:fill="1B2A4A"/>
+        <w:spacing w:before="20" w:line="252" w:lineRule="auto"/>
+        <w:ind w:left="60"/>
+      </w:pPr>
+      <w:r>
+        <w:rPr>
+          <w:rFonts w:ascii="Consolas" w:eastAsia="Consolas" w:hAnsi="Consolas" w:cs="Consolas"/>
+          <w:color w:val="2BAE9E"/>
+          <w:sz w:val="18"/>
+          <w:szCs w:val="18"/>
+        </w:rPr>
+        <w:t xml:space="preserve">PS&gt; </w:t>
+      </w:r>
+      <w:r>
+        <w:rPr>
+          <w:rFonts w:ascii="Consolas" w:eastAsia="Consolas" w:hAnsi="Consolas" w:cs="Consolas"/>
+          <w:color w:val="EAF1FF"/>
+          <w:sz w:val="18"/>
+          <w:szCs w:val="18"/>
+        </w:rPr>
+        <w:t>claude --version</w:t>
+      </w:r>
+    </w:p>
+    <w:p>
+      <w:pPr>
+        <w:pBdr>
+          <w:left w:val="single" w:sz="18" w:space="0" w:color="F2A900"/>
+          <w:bottom w:val="single" w:sz="4" w:space="0" w:color="1B2A4A"/>
+        </w:pBdr>
+        <w:shd w:val="clear" w:color="auto" w:fill="1B2A4A"/>
+        <w:spacing w:line="252" w:lineRule="auto"/>
+        <w:ind w:left="60"/>
+      </w:pPr>
+    </w:p>
+    <w:p>
+      <w:pPr>
+        <w:pBdr>
+          <w:left w:val="single" w:sz="18" w:space="0" w:color="F2A900"/>
+        </w:pBdr>
+        <w:shd w:val="clear" w:color="auto" w:fill="FBF1D2"/>
+        <w:spacing w:before="70" w:after="110" w:line="256" w:lineRule="auto"/>
+        <w:ind w:left="110" w:right="110"/>
+        <w:rPr>
+          <w:sz w:val="20"/>
+          <w:szCs w:val="20"/>
+        </w:rPr>
+      </w:pPr>
+      <w:r>
+        <w:rPr>
+          <w:b/>
+          <w:bCs/>
+          <w:caps/>
+          <w:color w:val="9A7B00"/>
+          <w:spacing w:val="30"/>
+          <w:sz w:val="16"/>
+          <w:szCs w:val="16"/>
+        </w:rPr>
+        <w:t xml:space="preserve">VALIDATE  </w:t>
+      </w:r>
+      <w:r>
+        <w:rPr>
+          <w:sz w:val="20"/>
+          <w:szCs w:val="20"/>
+        </w:rPr>
+        <w:t>claude --version prints a 2.1.x build. claude doctor reports your install, Node runtime, and auth as healthy. If auth is missing, run claude auth login first.</w:t>
+      </w:r>
+    </w:p>
+    <w:p>
+      <w:pPr>
+        <w:pBdr>
+          <w:left w:val="single" w:sz="18" w:space="0" w:color="F2A900"/>
+        </w:pBdr>
+        <w:shd w:val="clear" w:color="auto" w:fill="FBF1D2"/>
+        <w:spacing w:before="70" w:after="110" w:line="256" w:lineRule="auto"/>
+        <w:ind w:left="110" w:right="110"/>
+      </w:pPr>
+    </w:p>
     <w:tbl>
       <w:tblPr>
         <w:tblW w:w="9360" w:type="dxa"/>
@@ -738,7 +715,7 @@
                 <w:sz w:val="24"/>
                 <w:szCs w:val="24"/>
               </w:rPr>
-              <w:t>2</w:t>
+              <w:t>/2</w:t>
             </w:r>
           </w:p>
         </w:tc>
@@ -819,7 +796,6 @@
         </w:rPr>
         <w:t xml:space="preserve">PS&gt; </w:t>
       </w:r>
-      <w:proofErr w:type="spellStart"/>
       <w:r>
         <w:rPr>
           <w:rFonts w:ascii="Consolas" w:eastAsia="Consolas" w:hAnsi="Consolas" w:cs="Consolas"/>
@@ -829,7 +805,6 @@
         </w:rPr>
         <w:t>claude</w:t>
       </w:r>
-      <w:proofErr w:type="spellEnd"/>
     </w:p>
     <w:p>
       <w:pPr>
@@ -858,34 +833,6 @@
       <w:pPr>
         <w:pBdr>
           <w:left w:val="single" w:sz="18" w:space="0" w:color="F2A900"/>
-        </w:pBdr>
-        <w:shd w:val="clear" w:color="auto" w:fill="1B2A4A"/>
-        <w:spacing w:before="20" w:line="252" w:lineRule="auto"/>
-        <w:ind w:left="60"/>
-      </w:pPr>
-      <w:r>
-        <w:rPr>
-          <w:rFonts w:ascii="Consolas" w:eastAsia="Consolas" w:hAnsi="Consolas" w:cs="Consolas"/>
-          <w:color w:val="2BAE9E"/>
-          <w:sz w:val="18"/>
-          <w:szCs w:val="18"/>
-        </w:rPr>
-        <w:t xml:space="preserve">PS&gt; </w:t>
-      </w:r>
-      <w:r>
-        <w:rPr>
-          <w:rFonts w:ascii="Consolas" w:eastAsia="Consolas" w:hAnsi="Consolas" w:cs="Consolas"/>
-          <w:color w:val="EAF1FF"/>
-          <w:sz w:val="18"/>
-          <w:szCs w:val="18"/>
-        </w:rPr>
-        <w:t>/help</w:t>
-      </w:r>
-    </w:p>
-    <w:p>
-      <w:pPr>
-        <w:pBdr>
-          <w:left w:val="single" w:sz="18" w:space="0" w:color="F2A900"/>
           <w:bottom w:val="single" w:sz="4" w:space="0" w:color="1B2A4A"/>
         </w:pBdr>
         <w:shd w:val="clear" w:color="auto" w:fill="1B2A4A"/>
@@ -924,7 +871,6 @@
           <w:szCs w:val="20"/>
         </w:rPr>
       </w:pPr>
-      <w:proofErr w:type="gramStart"/>
       <w:r>
         <w:rPr>
           <w:b/>
@@ -942,31 +888,7 @@
           <w:sz w:val="20"/>
           <w:szCs w:val="20"/>
         </w:rPr>
-        <w:t>/</w:t>
-      </w:r>
-      <w:proofErr w:type="gramEnd"/>
-      <w:r>
-        <w:rPr>
-          <w:sz w:val="20"/>
-          <w:szCs w:val="20"/>
-        </w:rPr>
-        <w:t>help lists built-in commands plus any bundled skills. /</w:t>
-      </w:r>
-      <w:proofErr w:type="gramStart"/>
-      <w:r>
-        <w:rPr>
-          <w:sz w:val="20"/>
-          <w:szCs w:val="20"/>
-        </w:rPr>
-        <w:t>status</w:t>
-      </w:r>
-      <w:proofErr w:type="gramEnd"/>
-      <w:r>
-        <w:rPr>
-          <w:sz w:val="20"/>
-          <w:szCs w:val="20"/>
-        </w:rPr>
-        <w:t xml:space="preserve"> shows your model, working directory, and permission mode.</w:t>
+        <w:t>/help lists built-in commands plus any bundled skills. /status shows your model, working directory, and permission mode.</w:t>
       </w:r>
     </w:p>
     <w:p>
@@ -982,6 +904,7 @@
         <w:rPr>
           <w:noProof/>
         </w:rPr>
+        <w:lastRenderedPageBreak/>
         <w:drawing>
           <wp:inline distT="0" distB="0" distL="0" distR="0" wp14:anchorId="6D9EDA59" wp14:editId="022B81DF">
             <wp:extent cx="5943600" cy="1371600"/>
@@ -1038,7 +961,6 @@
         <w:rPr>
           <w:noProof/>
         </w:rPr>
-        <w:lastRenderedPageBreak/>
         <w:drawing>
           <wp:inline distT="0" distB="0" distL="0" distR="0" wp14:anchorId="5A21ED1A" wp14:editId="6291D4EA">
             <wp:extent cx="5939155" cy="1480185"/>
@@ -1164,23 +1086,7 @@
         <w:spacing w:before="40" w:after="60" w:line="264" w:lineRule="auto"/>
       </w:pPr>
       <w:r>
-        <w:t>Two commands you will lean on constantly. /</w:t>
-      </w:r>
-      <w:proofErr w:type="gramStart"/>
-      <w:r>
-        <w:t>context</w:t>
-      </w:r>
-      <w:proofErr w:type="gramEnd"/>
-      <w:r>
-        <w:t xml:space="preserve"> shows how much of the context window is in use, which is how you avoid quality drops on long builds. /</w:t>
-      </w:r>
-      <w:proofErr w:type="gramStart"/>
-      <w:r>
-        <w:t>model</w:t>
-      </w:r>
-      <w:proofErr w:type="gramEnd"/>
-      <w:r>
-        <w:t xml:space="preserve"> lets you pick the engine for the task.</w:t>
+        <w:t>Two commands you will lean on constantly. /context shows how much of the context window is in use, which is how you avoid quality drops on long builds. /model lets you pick the engine for the task.</w:t>
       </w:r>
     </w:p>
     <w:p>
@@ -1210,34 +1116,6 @@
       <w:pPr>
         <w:pBdr>
           <w:left w:val="single" w:sz="18" w:space="0" w:color="F2A900"/>
-        </w:pBdr>
-        <w:shd w:val="clear" w:color="auto" w:fill="1B2A4A"/>
-        <w:spacing w:before="20" w:line="252" w:lineRule="auto"/>
-        <w:ind w:left="60"/>
-      </w:pPr>
-      <w:r>
-        <w:rPr>
-          <w:rFonts w:ascii="Consolas" w:eastAsia="Consolas" w:hAnsi="Consolas" w:cs="Consolas"/>
-          <w:color w:val="2BAE9E"/>
-          <w:sz w:val="18"/>
-          <w:szCs w:val="18"/>
-        </w:rPr>
-        <w:t xml:space="preserve">PS&gt; </w:t>
-      </w:r>
-      <w:r>
-        <w:rPr>
-          <w:rFonts w:ascii="Consolas" w:eastAsia="Consolas" w:hAnsi="Consolas" w:cs="Consolas"/>
-          <w:color w:val="EAF1FF"/>
-          <w:sz w:val="18"/>
-          <w:szCs w:val="18"/>
-        </w:rPr>
-        <w:t>/context</w:t>
-      </w:r>
-    </w:p>
-    <w:p>
-      <w:pPr>
-        <w:pBdr>
-          <w:left w:val="single" w:sz="18" w:space="0" w:color="F2A900"/>
           <w:bottom w:val="single" w:sz="4" w:space="0" w:color="1B2A4A"/>
         </w:pBdr>
         <w:shd w:val="clear" w:color="auto" w:fill="1B2A4A"/>
@@ -1276,7 +1154,6 @@
           <w:szCs w:val="20"/>
         </w:rPr>
       </w:pPr>
-      <w:proofErr w:type="gramStart"/>
       <w:r>
         <w:rPr>
           <w:b/>
@@ -1294,31 +1171,7 @@
           <w:sz w:val="20"/>
           <w:szCs w:val="20"/>
         </w:rPr>
-        <w:t>/</w:t>
-      </w:r>
-      <w:proofErr w:type="gramEnd"/>
-      <w:r>
-        <w:rPr>
-          <w:sz w:val="20"/>
-          <w:szCs w:val="20"/>
-        </w:rPr>
-        <w:t>context renders a usage map (system prompt, files, history). /</w:t>
-      </w:r>
-      <w:proofErr w:type="gramStart"/>
-      <w:r>
-        <w:rPr>
-          <w:sz w:val="20"/>
-          <w:szCs w:val="20"/>
-        </w:rPr>
-        <w:t>model</w:t>
-      </w:r>
-      <w:proofErr w:type="gramEnd"/>
-      <w:r>
-        <w:rPr>
-          <w:sz w:val="20"/>
-          <w:szCs w:val="20"/>
-        </w:rPr>
-        <w:t xml:space="preserve"> lists Opus 4.8, Sonnet 4.6, Haiku 4.5 and lets you switch. Leave it on the default for now.</w:t>
+        <w:t>/context renders a usage map (system prompt, files, history). /model lists Opus 4.8, Sonnet 4.6, Haiku 4.5 and lets you switch. Leave it on the default for now.</w:t>
       </w:r>
     </w:p>
     <w:p>
@@ -1508,15 +1361,7 @@
         <w:spacing w:before="40" w:after="60" w:line="264" w:lineRule="auto"/>
       </w:pPr>
       <w:r>
-        <w:t xml:space="preserve">Press </w:t>
-      </w:r>
-      <w:proofErr w:type="spellStart"/>
-      <w:r>
-        <w:t>Shift+Tab</w:t>
-      </w:r>
-      <w:proofErr w:type="spellEnd"/>
-      <w:r>
-        <w:t xml:space="preserve"> to cycle the mode indicator at the bottom of the screen between normal, auto-accept, and plan mode. Plan mode lets Claude think and propose without touching files. Then give it a harmless task and watch it ask permission before acting.</w:t>
+        <w:t>Press Shift+Tab to cycle the mode indicator at the bottom of the screen between normal, auto-accept, and plan mode. Plan mode lets Claude think and propose without touching files. Then give it a harmless task and watch it ask permission before acting.</w:t>
       </w:r>
     </w:p>
     <w:p>
@@ -1539,6 +1384,7 @@
           <w:sz w:val="15"/>
           <w:szCs w:val="15"/>
         </w:rPr>
+        <w:lastRenderedPageBreak/>
         <w:t xml:space="preserve"> Type this prompt into Claude Code</w:t>
       </w:r>
     </w:p>
@@ -1568,12 +1414,7 @@
         <w:shd w:val="clear" w:color="auto" w:fill="FBF1D2"/>
         <w:spacing w:before="70" w:after="110" w:line="256" w:lineRule="auto"/>
         <w:ind w:left="110" w:right="110"/>
-        <w:rPr>
-          <w:sz w:val="20"/>
-          <w:szCs w:val="20"/>
-        </w:rPr>
-      </w:pPr>
-      <w:proofErr w:type="gramStart"/>
+      </w:pPr>
       <w:r>
         <w:rPr>
           <w:b/>
@@ -1591,26 +1432,8 @@
           <w:sz w:val="20"/>
           <w:szCs w:val="20"/>
         </w:rPr>
-        <w:t>In</w:t>
-      </w:r>
-      <w:proofErr w:type="gramEnd"/>
-      <w:r>
-        <w:rPr>
-          <w:sz w:val="20"/>
-          <w:szCs w:val="20"/>
-        </w:rPr>
-        <w:t xml:space="preserve"> plan mode Claude proposes steps but makes no edits. In normal mode it asks for your go-ahead before running a command or writing a file. That approval gate is your safety net: never disable it on day one.</w:t>
-      </w:r>
-    </w:p>
-    <w:p>
-      <w:pPr>
-        <w:pBdr>
-          <w:left w:val="single" w:sz="18" w:space="0" w:color="F2A900"/>
-        </w:pBdr>
-        <w:shd w:val="clear" w:color="auto" w:fill="FBF1D2"/>
-        <w:spacing w:before="70" w:after="110" w:line="256" w:lineRule="auto"/>
-        <w:ind w:left="110" w:right="110"/>
-      </w:pPr>
+        <w:t>In plan mode Claude proposes steps but makes no edits. In normal mode it asks for your go-ahead before running a command or writing a file. That approval gate is your safety net: never disable it on day one.</w:t>
+      </w:r>
     </w:p>
     <w:tbl>
       <w:tblPr>
@@ -1651,7 +1474,6 @@
                 <w:sz w:val="24"/>
                 <w:szCs w:val="24"/>
               </w:rPr>
-              <w:lastRenderedPageBreak/>
               <w:t>5</w:t>
             </w:r>
           </w:p>
@@ -1688,15 +1510,7 @@
         <w:spacing w:before="40" w:after="60" w:line="264" w:lineRule="auto"/>
       </w:pPr>
       <w:r>
-        <w:t xml:space="preserve">Cost awareness is a core </w:t>
-      </w:r>
-      <w:proofErr w:type="gramStart"/>
-      <w:r>
-        <w:t>practitioner habit</w:t>
-      </w:r>
-      <w:proofErr w:type="gramEnd"/>
-      <w:r>
-        <w:t>. Run /cost to see token spend for the session so far.</w:t>
+        <w:t>Cost awareness is a core practitioner habit. Run /cost to see token spend for the session so far.</w:t>
       </w:r>
     </w:p>
     <w:p>
@@ -1773,7 +1587,6 @@
           <w:szCs w:val="20"/>
         </w:rPr>
       </w:pPr>
-      <w:proofErr w:type="gramStart"/>
       <w:r>
         <w:rPr>
           <w:b/>
@@ -1791,47 +1604,7 @@
           <w:sz w:val="20"/>
           <w:szCs w:val="20"/>
         </w:rPr>
-        <w:t>/</w:t>
-      </w:r>
-      <w:proofErr w:type="gramEnd"/>
-      <w:r>
-        <w:rPr>
-          <w:sz w:val="20"/>
-          <w:szCs w:val="20"/>
-        </w:rPr>
-        <w:t xml:space="preserve">cost prints tokens and approximate </w:t>
-      </w:r>
-      <w:proofErr w:type="gramStart"/>
-      <w:r>
-        <w:rPr>
-          <w:sz w:val="20"/>
-          <w:szCs w:val="20"/>
-        </w:rPr>
-        <w:t>spend</w:t>
-      </w:r>
-      <w:proofErr w:type="gramEnd"/>
-      <w:r>
-        <w:rPr>
-          <w:sz w:val="20"/>
-          <w:szCs w:val="20"/>
-        </w:rPr>
-        <w:t xml:space="preserve"> for this session. You will return to this in Exercise 15 when you </w:t>
-      </w:r>
-      <w:proofErr w:type="spellStart"/>
-      <w:r>
-        <w:rPr>
-          <w:sz w:val="20"/>
-          <w:szCs w:val="20"/>
-        </w:rPr>
-        <w:t>optimise</w:t>
-      </w:r>
-      <w:proofErr w:type="spellEnd"/>
-      <w:r>
-        <w:rPr>
-          <w:sz w:val="20"/>
-          <w:szCs w:val="20"/>
-        </w:rPr>
-        <w:t xml:space="preserve"> a long build.</w:t>
+        <w:t>/cost prints tokens and approximate spend for this session. You will return to this in Exercise 15 when you optimise a long build.</w:t>
       </w:r>
     </w:p>
     <w:p>
@@ -1971,31 +1744,7 @@
         <w:contextualSpacing w:val="0"/>
       </w:pPr>
       <w:r>
-        <w:t xml:space="preserve">If </w:t>
-      </w:r>
-      <w:proofErr w:type="spellStart"/>
-      <w:r>
-        <w:t>claude</w:t>
-      </w:r>
-      <w:proofErr w:type="spellEnd"/>
-      <w:r>
-        <w:t xml:space="preserve"> is not </w:t>
-      </w:r>
-      <w:proofErr w:type="spellStart"/>
-      <w:r>
-        <w:t>recognised</w:t>
-      </w:r>
-      <w:proofErr w:type="spellEnd"/>
-      <w:r>
-        <w:t xml:space="preserve">, your PATH was not refreshed: close and reopen the VS Code terminal after </w:t>
-      </w:r>
-      <w:proofErr w:type="gramStart"/>
-      <w:r>
-        <w:t>install</w:t>
-      </w:r>
-      <w:proofErr w:type="gramEnd"/>
-      <w:r>
-        <w:t>.</w:t>
+        <w:t>If claude is not recognised, your PATH was not refreshed: close and reopen the VS Code terminal after install.</w:t>
       </w:r>
     </w:p>
     <w:p>
@@ -2009,23 +1758,7 @@
         <w:contextualSpacing w:val="0"/>
       </w:pPr>
       <w:r>
-        <w:t>PowerShell may block scripts. If a command is refused, run Set-</w:t>
-      </w:r>
-      <w:proofErr w:type="spellStart"/>
-      <w:r>
-        <w:t>ExecutionPolicy</w:t>
-      </w:r>
-      <w:proofErr w:type="spellEnd"/>
-      <w:r>
-        <w:t xml:space="preserve"> -Scope Process -</w:t>
-      </w:r>
-      <w:proofErr w:type="spellStart"/>
-      <w:r>
-        <w:t>ExecutionPolicy</w:t>
-      </w:r>
-      <w:proofErr w:type="spellEnd"/>
-      <w:r>
-        <w:t xml:space="preserve"> Bypass for this session only.</w:t>
+        <w:t>PowerShell may block scripts. If a command is refused, run Set-ExecutionPolicy -Scope Process -ExecutionPolicy Bypass for this session only.</w:t>
       </w:r>
     </w:p>
     <w:p>
@@ -2039,15 +1772,7 @@
         <w:contextualSpacing w:val="0"/>
       </w:pPr>
       <w:r>
-        <w:t xml:space="preserve">Slash commands do nothing in your normal shell: they only work after you have started a session with </w:t>
-      </w:r>
-      <w:proofErr w:type="spellStart"/>
-      <w:r>
-        <w:t>claude</w:t>
-      </w:r>
-      <w:proofErr w:type="spellEnd"/>
-      <w:r>
-        <w:t>.</w:t>
+        <w:t>Slash commands do nothing in your normal shell: they only work after you have started a session with claude.</w:t>
       </w:r>
     </w:p>
     <w:p>
@@ -2072,6 +1797,7 @@
         <w:t>Type / and arrow through the entire menu. Find /resume (reopen a past session) and /clear (wipe history) and read what each one warns about before you ever need them in anger.</w:t>
       </w:r>
     </w:p>
+    <w:p/>
     <w:sectPr>
       <w:pgSz w:w="11906" w:h="16838"/>
       <w:pgMar w:top="1440" w:right="1440" w:bottom="1440" w:left="1440" w:header="708" w:footer="708" w:gutter="0"/>
